--- a/TemplateDocs/LabelCombinedTemplate.docx
+++ b/TemplateDocs/LabelCombinedTemplate.docx
@@ -13,15 +13,14 @@
     <w:tbl>
       <w:tblPr>
         <w:tblStyle w:val="TableGrid"/>
-        <w:tblW w:w="0" w:type="auto"/>
+        <w:tblW w:w="10773" w:type="dxa"/>
         <w:tblLook w:val="04A0" w:firstRow="1" w:lastRow="0" w:firstColumn="1" w:lastColumn="0" w:noHBand="0" w:noVBand="1"/>
       </w:tblPr>
       <w:tblGrid>
-        <w:gridCol w:w="1764"/>
-        <w:gridCol w:w="1764"/>
-        <w:gridCol w:w="1764"/>
-        <w:gridCol w:w="1764"/>
-        <w:gridCol w:w="1764"/>
+        <w:gridCol w:w="2694"/>
+        <w:gridCol w:w="2693"/>
+        <w:gridCol w:w="2693"/>
+        <w:gridCol w:w="2693"/>
       </w:tblGrid>
       <w:tr>
         <w:tc>
@@ -32,6 +31,9 @@
             </w:tcBorders>
           </w:tcPr>
           <w:p>
+            <w:pPr>
+              <w:jc w:val="center"/>
+            </w:pPr>
             <w:r>
               <w:t>_SMALL_IMAGE</w:t>
             </w:r>
@@ -45,6 +47,9 @@
             </w:tcBorders>
           </w:tcPr>
           <w:p>
+            <w:pPr>
+              <w:jc w:val="center"/>
+            </w:pPr>
             <w:r>
               <w:t>_SMALL_IMAGE</w:t>
             </w:r>
@@ -58,6 +63,9 @@
             </w:tcBorders>
           </w:tcPr>
           <w:p>
+            <w:pPr>
+              <w:jc w:val="center"/>
+            </w:pPr>
             <w:r>
               <w:t>_SMALL_IMAGE</w:t>
             </w:r>
@@ -71,19 +79,9 @@
             </w:tcBorders>
           </w:tcPr>
           <w:p>
-            <w:r>
-              <w:t>_SMALL_IMAGE</w:t>
-            </w:r>
-          </w:p>
-        </w:tc>
-        <w:tc>
-          <w:tcPr>
-            <w:tcW w:w="1764" w:type="dxa"/>
-            <w:tcBorders>
-              <w:bottom w:val="nil"/>
-            </w:tcBorders>
-          </w:tcPr>
-          <w:p>
+            <w:pPr>
+              <w:jc w:val="center"/>
+            </w:pPr>
             <w:r>
               <w:t>_SMALL_IMAGE</w:t>
             </w:r>
@@ -179,27 +177,6 @@
             </w:r>
           </w:p>
         </w:tc>
-        <w:tc>
-          <w:tcPr>
-            <w:tcW w:w="1764" w:type="dxa"/>
-            <w:tcBorders>
-              <w:top w:val="nil"/>
-              <w:bottom w:val="single" w:sz="4" w:space="0" w:color="auto"/>
-            </w:tcBorders>
-          </w:tcPr>
-          <w:p>
-            <w:pPr>
-              <w:jc w:val="center"/>
-            </w:pPr>
-            <w:r>
-              <w:rPr>
-                <w:sz w:val="20"/>
-                <w:szCs w:val="20"/>
-              </w:rPr>
-              <w:t>_ITEM_CODE</w:t>
-            </w:r>
-          </w:p>
-        </w:tc>
       </w:tr>
       <w:tr>
         <w:tc>
@@ -210,6 +187,9 @@
             </w:tcBorders>
           </w:tcPr>
           <w:p>
+            <w:pPr>
+              <w:jc w:val="center"/>
+            </w:pPr>
             <w:bookmarkStart w:id="0" w:name="_Hlk193552456"/>
             <w:r>
               <w:t>_SMALL_IMAGE</w:t>
@@ -224,6 +204,9 @@
             </w:tcBorders>
           </w:tcPr>
           <w:p>
+            <w:pPr>
+              <w:jc w:val="center"/>
+            </w:pPr>
             <w:r>
               <w:t>_SMALL_IMAGE</w:t>
             </w:r>
@@ -237,6 +220,9 @@
             </w:tcBorders>
           </w:tcPr>
           <w:p>
+            <w:pPr>
+              <w:jc w:val="center"/>
+            </w:pPr>
             <w:r>
               <w:t>_SMALL_IMAGE</w:t>
             </w:r>
@@ -250,19 +236,9 @@
             </w:tcBorders>
           </w:tcPr>
           <w:p>
-            <w:r>
-              <w:t>_SMALL_IMAGE</w:t>
-            </w:r>
-          </w:p>
-        </w:tc>
-        <w:tc>
-          <w:tcPr>
-            <w:tcW w:w="1764" w:type="dxa"/>
-            <w:tcBorders>
-              <w:bottom w:val="nil"/>
-            </w:tcBorders>
-          </w:tcPr>
-          <w:p>
+            <w:pPr>
+              <w:jc w:val="center"/>
+            </w:pPr>
             <w:r>
               <w:t>_SMALL_IMAGE</w:t>
             </w:r>
@@ -354,27 +330,6 @@
             </w:r>
           </w:p>
         </w:tc>
-        <w:tc>
-          <w:tcPr>
-            <w:tcW w:w="1764" w:type="dxa"/>
-            <w:tcBorders>
-              <w:top w:val="nil"/>
-              <w:bottom w:val="single" w:sz="4" w:space="0" w:color="auto"/>
-            </w:tcBorders>
-          </w:tcPr>
-          <w:p>
-            <w:pPr>
-              <w:jc w:val="center"/>
-            </w:pPr>
-            <w:r>
-              <w:rPr>
-                <w:sz w:val="20"/>
-                <w:szCs w:val="20"/>
-              </w:rPr>
-              <w:t>_ITEM_CODE</w:t>
-            </w:r>
-          </w:p>
-        </w:tc>
       </w:tr>
       <w:tr>
         <w:tc>
@@ -385,84 +340,59 @@
             </w:tcBorders>
           </w:tcPr>
           <w:p>
-            <w:r>
-              <w:t>_</w:t>
-            </w:r>
-            <w:r>
-              <w:t>LARGE</w:t>
-            </w:r>
-            <w:r>
-              <w:t>_IMAGE</w:t>
-            </w:r>
-          </w:p>
-        </w:tc>
-        <w:tc>
-          <w:tcPr>
-            <w:tcW w:w="1764" w:type="dxa"/>
-            <w:tcBorders>
-              <w:bottom w:val="nil"/>
-            </w:tcBorders>
-          </w:tcPr>
-          <w:p>
-            <w:r>
-              <w:t>_</w:t>
-            </w:r>
-            <w:r>
-              <w:t>LARGE</w:t>
-            </w:r>
-            <w:r>
-              <w:t>_IMAGE</w:t>
-            </w:r>
-          </w:p>
-        </w:tc>
-        <w:tc>
-          <w:tcPr>
-            <w:tcW w:w="1764" w:type="dxa"/>
-            <w:tcBorders>
-              <w:bottom w:val="nil"/>
-            </w:tcBorders>
-          </w:tcPr>
-          <w:p>
-            <w:r>
-              <w:t>_</w:t>
-            </w:r>
-            <w:r>
-              <w:t>LARGE</w:t>
-            </w:r>
-            <w:r>
-              <w:t>_IMAGE</w:t>
-            </w:r>
-          </w:p>
-        </w:tc>
-        <w:tc>
-          <w:tcPr>
-            <w:tcW w:w="1764" w:type="dxa"/>
-            <w:tcBorders>
-              <w:bottom w:val="nil"/>
-            </w:tcBorders>
-          </w:tcPr>
-          <w:p>
-            <w:r>
-              <w:t>_</w:t>
-            </w:r>
-            <w:r>
-              <w:t>LARGE</w:t>
-            </w:r>
-            <w:r>
-              <w:t>_IMAGE</w:t>
-            </w:r>
-          </w:p>
-        </w:tc>
-        <w:tc>
-          <w:tcPr>
-            <w:tcW w:w="1764" w:type="dxa"/>
-            <w:tcBorders>
-              <w:bottom w:val="nil"/>
-            </w:tcBorders>
-          </w:tcPr>
-          <w:p>
-            <w:r>
-              <w:t>_SMALL_IMAGE</w:t>
+            <w:pPr>
+              <w:jc w:val="center"/>
+            </w:pPr>
+            <w:r>
+              <w:t>_LARGE_IMAGE</w:t>
+            </w:r>
+          </w:p>
+        </w:tc>
+        <w:tc>
+          <w:tcPr>
+            <w:tcW w:w="1764" w:type="dxa"/>
+            <w:tcBorders>
+              <w:bottom w:val="nil"/>
+            </w:tcBorders>
+          </w:tcPr>
+          <w:p>
+            <w:pPr>
+              <w:jc w:val="center"/>
+            </w:pPr>
+            <w:r>
+              <w:t>_LARGE_IMAGE</w:t>
+            </w:r>
+          </w:p>
+        </w:tc>
+        <w:tc>
+          <w:tcPr>
+            <w:tcW w:w="1764" w:type="dxa"/>
+            <w:tcBorders>
+              <w:bottom w:val="nil"/>
+            </w:tcBorders>
+          </w:tcPr>
+          <w:p>
+            <w:pPr>
+              <w:jc w:val="center"/>
+            </w:pPr>
+            <w:r>
+              <w:t>_LARGE_IMAGE</w:t>
+            </w:r>
+          </w:p>
+        </w:tc>
+        <w:tc>
+          <w:tcPr>
+            <w:tcW w:w="1764" w:type="dxa"/>
+            <w:tcBorders>
+              <w:bottom w:val="nil"/>
+            </w:tcBorders>
+          </w:tcPr>
+          <w:p>
+            <w:pPr>
+              <w:jc w:val="center"/>
+            </w:pPr>
+            <w:r>
+              <w:t>_LARGE_IMAGE</w:t>
             </w:r>
           </w:p>
         </w:tc>
@@ -552,27 +482,6 @@
             </w:r>
           </w:p>
         </w:tc>
-        <w:tc>
-          <w:tcPr>
-            <w:tcW w:w="1764" w:type="dxa"/>
-            <w:tcBorders>
-              <w:top w:val="nil"/>
-              <w:bottom w:val="single" w:sz="4" w:space="0" w:color="auto"/>
-            </w:tcBorders>
-          </w:tcPr>
-          <w:p>
-            <w:pPr>
-              <w:jc w:val="center"/>
-            </w:pPr>
-            <w:r>
-              <w:rPr>
-                <w:sz w:val="20"/>
-                <w:szCs w:val="20"/>
-              </w:rPr>
-              <w:t>_ITEM_CODE</w:t>
-            </w:r>
-          </w:p>
-        </w:tc>
       </w:tr>
       <w:tr>
         <w:tc>
@@ -583,115 +492,64 @@
             </w:tcBorders>
           </w:tcPr>
           <w:p>
-            <w:r>
-              <w:t>_</w:t>
-            </w:r>
-            <w:r>
-              <w:t>LARGE</w:t>
-            </w:r>
-            <w:r>
-              <w:t>_IMAGE</w:t>
-            </w:r>
-          </w:p>
-        </w:tc>
-        <w:tc>
-          <w:tcPr>
-            <w:tcW w:w="1764" w:type="dxa"/>
-            <w:tcBorders>
-              <w:bottom w:val="nil"/>
-            </w:tcBorders>
-          </w:tcPr>
-          <w:p>
-            <w:r>
-              <w:t>_</w:t>
-            </w:r>
-            <w:r>
-              <w:t>LARGE</w:t>
-            </w:r>
-            <w:r>
-              <w:t>_IMAGE</w:t>
-            </w:r>
-          </w:p>
-        </w:tc>
-        <w:tc>
-          <w:tcPr>
-            <w:tcW w:w="1764" w:type="dxa"/>
-            <w:tcBorders>
-              <w:bottom w:val="nil"/>
-            </w:tcBorders>
-          </w:tcPr>
-          <w:p>
-            <w:r>
-              <w:t>_</w:t>
-            </w:r>
-            <w:r>
-              <w:t>LARGE</w:t>
-            </w:r>
-            <w:r>
-              <w:t>_IMAGE</w:t>
-            </w:r>
-          </w:p>
-        </w:tc>
-        <w:tc>
-          <w:tcPr>
-            <w:tcW w:w="1764" w:type="dxa"/>
-            <w:tcBorders>
-              <w:bottom w:val="nil"/>
-            </w:tcBorders>
-          </w:tcPr>
-          <w:p>
-            <w:r>
-              <w:t>_</w:t>
-            </w:r>
-            <w:r>
-              <w:t>LARGE</w:t>
-            </w:r>
-            <w:r>
-              <w:t>_IMAGE</w:t>
-            </w:r>
-          </w:p>
-        </w:tc>
-        <w:tc>
-          <w:tcPr>
-            <w:tcW w:w="1764" w:type="dxa"/>
-            <w:tcBorders>
-              <w:bottom w:val="nil"/>
-            </w:tcBorders>
-          </w:tcPr>
-          <w:p>
-            <w:r>
-              <w:t>_</w:t>
-            </w:r>
-            <w:r>
-              <w:t>LARGE</w:t>
-            </w:r>
-            <w:r>
-              <w:t>_IMAGE</w:t>
+            <w:pPr>
+              <w:jc w:val="center"/>
+            </w:pPr>
+            <w:r>
+              <w:t>_LARGE_IMAGE</w:t>
+            </w:r>
+          </w:p>
+        </w:tc>
+        <w:tc>
+          <w:tcPr>
+            <w:tcW w:w="1764" w:type="dxa"/>
+            <w:tcBorders>
+              <w:bottom w:val="nil"/>
+            </w:tcBorders>
+          </w:tcPr>
+          <w:p>
+            <w:pPr>
+              <w:jc w:val="center"/>
+            </w:pPr>
+            <w:r>
+              <w:t>_LARGE_IMAGE</w:t>
+            </w:r>
+          </w:p>
+        </w:tc>
+        <w:tc>
+          <w:tcPr>
+            <w:tcW w:w="1764" w:type="dxa"/>
+            <w:tcBorders>
+              <w:bottom w:val="nil"/>
+            </w:tcBorders>
+          </w:tcPr>
+          <w:p>
+            <w:pPr>
+              <w:jc w:val="center"/>
+            </w:pPr>
+            <w:r>
+              <w:t>_LARGE_IMAGE</w:t>
+            </w:r>
+          </w:p>
+        </w:tc>
+        <w:tc>
+          <w:tcPr>
+            <w:tcW w:w="1764" w:type="dxa"/>
+            <w:tcBorders>
+              <w:bottom w:val="nil"/>
+            </w:tcBorders>
+          </w:tcPr>
+          <w:p>
+            <w:pPr>
+              <w:jc w:val="center"/>
+            </w:pPr>
+            <w:r>
+              <w:t>_LARGE_IMAGE</w:t>
             </w:r>
           </w:p>
         </w:tc>
       </w:tr>
       <w:tr>
-        <w:tc>
-          <w:tcPr>
-            <w:tcW w:w="1764" w:type="dxa"/>
-            <w:tcBorders>
-              <w:top w:val="nil"/>
-            </w:tcBorders>
-          </w:tcPr>
-          <w:p>
-            <w:pPr>
-              <w:jc w:val="center"/>
-            </w:pPr>
-            <w:r>
-              <w:rPr>
-                <w:sz w:val="20"/>
-                <w:szCs w:val="20"/>
-              </w:rPr>
-              <w:t>_ITEM_CODE</w:t>
-            </w:r>
-          </w:p>
-        </w:tc>
         <w:tc>
           <w:tcPr>
             <w:tcW w:w="1764" w:type="dxa"/>
@@ -781,8 +639,8 @@
     <w:p/>
     <w:p/>
     <w:sectPr>
-      <w:pgSz w:w="11906" w:h="16838"/>
-      <w:pgMar w:top="1440" w:right="1440" w:bottom="1440" w:left="1440" w:header="708" w:footer="708" w:gutter="0"/>
+      <w:pgSz w:w="16838" w:h="11906" w:orient="landscape"/>
+      <w:pgMar w:top="720" w:right="720" w:bottom="720" w:left="720" w:header="708" w:footer="708" w:gutter="0"/>
       <w:cols w:space="708"/>
       <w:docGrid w:linePitch="360"/>
     </w:sectPr>
